--- a/docs/practice/Практика_4_Спецификация.docx
+++ b/docs/practice/Практика_4_Спецификация.docx
@@ -213,14 +213,10 @@
     </w:p>
     <w:p>
       <w:pPr>
+        <w:pStyle w:val="Heading1"/>
         <w:pageBreakBefore w:val="0"/>
-        <w:ind w:firstLine="0"/>
-        <w:jc w:val="center"/>
       </w:pPr>
       <w:r>
-        <w:rPr>
-          <w:b/>
-        </w:rPr>
         <w:t>1. Математическая постановка</w:t>
       </w:r>
     </w:p>
@@ -361,14 +357,10 @@
     </w:p>
     <w:p>
       <w:pPr>
+        <w:pStyle w:val="Heading1"/>
         <w:pageBreakBefore w:val="0"/>
-        <w:ind w:firstLine="0"/>
-        <w:jc w:val="center"/>
       </w:pPr>
       <w:r>
-        <w:rPr>
-          <w:b/>
-        </w:rPr>
         <w:t>2. Метрики качества</w:t>
       </w:r>
     </w:p>
@@ -872,14 +864,10 @@
     </w:p>
     <w:p>
       <w:pPr>
+        <w:pStyle w:val="Heading1"/>
         <w:pageBreakBefore w:val="0"/>
-        <w:ind w:firstLine="0"/>
-        <w:jc w:val="center"/>
       </w:pPr>
       <w:r>
-        <w:rPr>
-          <w:b/>
-        </w:rPr>
         <w:t>3. Требования к окружению</w:t>
       </w:r>
     </w:p>
@@ -1306,14 +1294,10 @@
     </w:p>
     <w:p>
       <w:pPr>
+        <w:pStyle w:val="Heading1"/>
         <w:pageBreakBefore w:val="0"/>
-        <w:ind w:firstLine="0"/>
-        <w:jc w:val="center"/>
       </w:pPr>
       <w:r>
-        <w:rPr>
-          <w:b/>
-        </w:rPr>
         <w:t>4. Пайплайн данных</w:t>
       </w:r>
     </w:p>
@@ -1336,14 +1320,10 @@
     </w:p>
     <w:p>
       <w:pPr>
+        <w:pStyle w:val="Heading1"/>
         <w:pageBreakBefore w:val="0"/>
-        <w:ind w:firstLine="0"/>
-        <w:jc w:val="center"/>
       </w:pPr>
       <w:r>
-        <w:rPr>
-          <w:b/>
-        </w:rPr>
         <w:t>5. Взаимодействие с ИИ: оценка — коррекция</w:t>
       </w:r>
     </w:p>
@@ -1864,7 +1844,7 @@
       <w:b/>
       <w:bCs/>
       <w:color w:val="000000"/>
-      <w:sz w:val="28"/>
+      <w:sz w:val="32"/>
       <w:szCs w:val="28"/>
     </w:rPr>
   </w:style>

--- a/docs/practice/Практика_4_Спецификация.docx
+++ b/docs/practice/Практика_4_Спецификация.docx
@@ -1840,7 +1840,7 @@
       <w:outlineLvl w:val="0"/>
     </w:pPr>
     <w:rPr>
-      <w:rFonts w:asciiTheme="majorHAnsi" w:eastAsiaTheme="majorEastAsia" w:hAnsiTheme="majorHAnsi" w:cstheme="majorBidi" w:ascii="Times New Roman" w:hAnsi="Times New Roman" w:eastAsia="Times New Roman"/>
+      <w:rFonts w:ascii="Times New Roman" w:hAnsi="Times New Roman" w:eastAsia="Times New Roman" w:cs="Times New Roman"/>
       <w:b/>
       <w:bCs/>
       <w:color w:val="000000"/>
@@ -1866,7 +1866,7 @@
       <w:outlineLvl w:val="1"/>
     </w:pPr>
     <w:rPr>
-      <w:rFonts w:asciiTheme="majorHAnsi" w:eastAsiaTheme="majorEastAsia" w:hAnsiTheme="majorHAnsi" w:cstheme="majorBidi" w:ascii="Times New Roman" w:hAnsi="Times New Roman" w:eastAsia="Times New Roman"/>
+      <w:rFonts w:ascii="Times New Roman" w:hAnsi="Times New Roman" w:eastAsia="Times New Roman" w:cs="Times New Roman"/>
       <w:b/>
       <w:bCs/>
       <w:color w:val="000000"/>

--- a/docs/practice/Практика_4_Спецификация.docx
+++ b/docs/practice/Практика_4_Спецификация.docx
@@ -234,7 +234,7 @@
         <w:spacing w:line="360" w:lineRule="auto"/>
       </w:pPr>
       <w:r>
-        <w:t>Параметры запроса: $\theta = (t, p, L, s)$ — тема $t$, размер $p$ (ямб/хорей/…), число строк $L$, схема рифмовки $s$ (напр. ABAB).</w:t>
+        <w:t>Параметры запроса: θ = (t, p, L, s) — тема t, размер p (ямб/хорей/…), число строк L, схема рифмовки s (напр. ABAB).</w:t>
       </w:r>
     </w:p>
     <w:p>
@@ -243,7 +243,7 @@
         <w:spacing w:line="360" w:lineRule="auto"/>
       </w:pPr>
       <w:r>
-        <w:t>Стихотворение $y = (\ell_1, \dots, \ell_L)$ — последовательность строк; строка $\ell_i$ разбивается на слоги $\sigma_{i,1}, \dots, \sigma_{i,n_i}$.</w:t>
+        <w:t>Стихотворение y = (ℓ₁, …, ℓ_L) — последовательность строк; строка ℓ_i разбивается на слоги σ_(i,1), …, σ_(i,n_i).</w:t>
       </w:r>
     </w:p>
     <w:p>
@@ -252,7 +252,7 @@
         <w:spacing w:line="360" w:lineRule="auto"/>
       </w:pPr>
       <w:r>
-        <w:t>Генератор $G_\phi$ — языковая модель, $y \sim G_\phi(\cdot \mid \theta)$.</w:t>
+        <w:t>Генератор G_φ — языковая модель, y ~ G_φ(·|θ).</w:t>
       </w:r>
     </w:p>
     <w:p>
@@ -261,7 +261,7 @@
         <w:spacing w:line="360" w:lineRule="auto"/>
       </w:pPr>
       <w:r>
-        <w:t>Детектор рифмы $D$: $D(y, s) \to m$ — словарь метрик (см. §2).</w:t>
+        <w:t>Детектор рифмы D: D(y, s) → m — словарь метрик (см. §2).</w:t>
       </w:r>
     </w:p>
     <w:p>
@@ -277,7 +277,7 @@
         <w:rPr>
           <w:b w:val="0"/>
         </w:rPr>
-        <w:t>Качество кандидата оценивается ранжирующим баллом $$R(y,\theta) = 0.6\, \rho(y) + 0.4\, \min(\max(q(y),0),1),$$ где $\rho(y)$ — доля зарифмованных слогов (rhyme_percent), $q(y)$ — поэтичность RPST (score). Для детектора Юкавы $R = \rho(y)$.</w:t>
+        <w:t>Качество кандидата оценивается ранжирующим баллом R(y,θ) = 0,6·ρ(y) + 0,4·min(max(q(y),0),1), где ρ(y) — доля зарифмованных слогов (rhyme_percent), q(y) — поэтичность RPST (score). Для детектора Юкавы R = ρ(y).</w:t>
       </w:r>
     </w:p>
     <w:p>
@@ -285,7 +285,7 @@
         <w:rPr>
           <w:b w:val="0"/>
         </w:rPr>
-        <w:t>Best-of-N. Генерируем $N$ кандидатов и выбираем лучший: $$y^\* = \arg\max_{y \in \{y^{(1)},\dots,y^{(N)}\}} R(y,\theta),\quad y^{(k)}\sim G_\phi(\cdot\mid\theta).$$</w:t>
+        <w:t>Best-of-N. Генерируем N кандидатов и выбираем лучший: y* = argmax_{y∈{y⁽¹⁾,…,y⁽ᴺ⁾}} R(y,θ), где y⁽ᵏ⁾ ~ G_φ(·|θ).</w:t>
       </w:r>
     </w:p>
     <w:p>
@@ -293,7 +293,7 @@
         <w:rPr>
           <w:b w:val="0"/>
         </w:rPr>
-        <w:t>Самокоррекция. Если у лучшего кандидата точность по схеме $A(y^\*,s)&lt;1$, строится текстовый фидбэк $F(m)$ и запрашивается одна правка $y' = G_\phi(\cdot \mid y^\*, F(m), \theta)$; в выбор добавляется $y'$.</w:t>
+        <w:t>Самокоррекция. Если у лучшего кандидата точность по схеме A(y*,s) &lt; 1, строится текстовый фидбэк F(m) и запрашивается одна правка y′ = G_φ(·|y*, F(m), θ); в выбор добавляется y′.</w:t>
       </w:r>
     </w:p>
     <w:p>
@@ -309,7 +309,7 @@
         <w:rPr>
           <w:b w:val="0"/>
         </w:rPr>
-        <w:t>Хвост и созвучие (RPST-ветвь). Для строки с разметкой ударения — хвост $\tau_i$ = подстрока от последней ударной гласной до конца. Степень созвучия $\text{match}(\tau_a,\tau_b)\in\{0,\,0.6,\,0.9,\,1.0\}$ по совпадению ударной гласной и согласного «скелета». Точность по схеме: $$A(y,s)=\frac{\#\{(a,b): s_a=s_b,\ \text{match}(\tau_a,\tau_b)\ge 0.5\}}{\#\{(a,b): s_a=s_b\}}.$$</w:t>
+        <w:t>Хвост и созвучие (RPST-ветвь). Для строки с разметкой ударения — хвост τ_i = подстрока от последней ударной гласной до конца. Степень созвучия match(τ_a, τ_b) ∈ {0, 0,6, 0,9, 1,0} по совпадению ударной гласной и согласного «скелета». Точность по схеме: A(y,s) = #{(a,b): s_a=s_b, match(τ_a,τ_b) ≥ 0,5} / #{(a,b): s_a=s_b}.</w:t>
       </w:r>
     </w:p>
     <w:p>
@@ -317,7 +317,7 @@
         <w:rPr>
           <w:b w:val="0"/>
         </w:rPr>
-        <w:t>Граф связей (ветвь Юкавы). Узлы — слоги. Сила связи слогов $a,b$: $$S_{ab} = \text{sim}(a,b)\cdot K_\lambda(d_{ab})\cdot \frac{|E_a E_b|}{\eta},\qquad K_\lambda(d)=\frac{e^{-\lambda d}}{d},$$ где $d_{ab}$ — манхэттенское расстояние по решётке (строка, позиция), $\text{sim}$ — созвучие (гласная + общие согласные), $E$ — «энергия» слога, $\eta$ — нормировка. После резонанса $S'_{ab}=S_{ab}+\gamma\frac{1}{N}\sum_c S_{ac}S_{bc}$ и нормировки берутся рёбра $S'_{ab}\ge \beta\cdot\max S'$; компоненты связности = группы рифм. Параметры $(\lambda,\gamma,\beta,\eta,\dots)$ настраиваемы (см. DEFAULTS).</w:t>
+        <w:t>Граф связей (ветвь Юкавы). Узлы — слоги. Сила связи слогов a, b: S_ab = sim(a,b)·K_λ(d_ab)·|E_a·E_b|/η, ядро экранирования K_λ(d) = e^(−λd)/d, где d_ab — манхэттенское расстояние по решётке (строка, позиция), sim — созвучие (гласная + общие согласные), E — «энергия» слога, η — нормировка. После резонанса S′_ab = S_ab + γ·(1/N)·Σ_c S_ac·S_bc и нормировки берутся рёбра S′_ab ≥ β·max S′; компоненты связности = группы рифм. Параметры (λ, γ, β, η, …) настраиваемы (см. DEFAULTS).</w:t>
       </w:r>
     </w:p>
     <w:p>
@@ -471,7 +471,7 @@
                 <w:rFonts w:ascii="Times New Roman" w:hAnsi="Times New Roman"/>
                 <w:sz w:val="24"/>
               </w:rPr>
-              <w:t>rhyme_accuracy $A(y,s)$</w:t>
+              <w:t>rhyme_accuracy A(y,s)</w:t>
             </w:r>
           </w:p>
         </w:tc>
@@ -527,7 +527,7 @@
                 <w:rFonts w:ascii="Times New Roman" w:hAnsi="Times New Roman"/>
                 <w:sz w:val="24"/>
               </w:rPr>
-              <w:t>rhyme_percent $\rho(y)$</w:t>
+              <w:t>rhyme_percent ρ(y)</w:t>
             </w:r>
           </w:p>
         </w:tc>
@@ -583,7 +583,7 @@
                 <w:rFonts w:ascii="Times New Roman" w:hAnsi="Times New Roman"/>
                 <w:sz w:val="24"/>
               </w:rPr>
-              <w:t>RPST score $q(y)$</w:t>
+              <w:t>RPST score q(y)</w:t>
             </w:r>
           </w:p>
         </w:tc>
@@ -619,7 +619,7 @@
                 <w:rFonts w:ascii="Times New Roman" w:hAnsi="Times New Roman"/>
                 <w:sz w:val="24"/>
               </w:rPr>
-              <w:t>компонент $R$</w:t>
+              <w:t>компонент R</w:t>
             </w:r>
           </w:p>
         </w:tc>
@@ -713,7 +713,7 @@
                 <w:rFonts w:ascii="Times New Roman" w:hAnsi="Times New Roman"/>
                 <w:sz w:val="24"/>
               </w:rPr>
-              <w:t>совпадение detected_scheme с целевой $s$</w:t>
+              <w:t>совпадение detected_scheme с целевой s</w:t>
             </w:r>
           </w:p>
         </w:tc>
@@ -769,7 +769,7 @@
                 <w:rFonts w:ascii="Times New Roman" w:hAnsi="Times New Roman"/>
                 <w:sz w:val="24"/>
               </w:rPr>
-              <w:t>$TP/(TP{+}FP)$, $TP/(TP{+}FN)$</w:t>
+              <w:t>TP/(TP+FP), TP/(TP+FN)</w:t>
             </w:r>
           </w:p>
         </w:tc>
@@ -825,7 +825,7 @@
                 <w:rFonts w:ascii="Times New Roman" w:hAnsi="Times New Roman"/>
                 <w:sz w:val="24"/>
               </w:rPr>
-              <w:t>Spearman $\rho_s$</w:t>
+              <w:t>Spearman ρ_s</w:t>
             </w:r>
           </w:p>
         </w:tc>
@@ -859,7 +859,7 @@
         <w:rPr>
           <w:b w:val="0"/>
         </w:rPr>
-        <w:t>Протокол оценки: на размеченном тест-наборе (схема + рифмующиеся пары) считаем precision/recall детекции рифм; на сгенерированных стихах — $A$, meter accuracy и экспертную шкалу 1–5 (≥2 аннотатора, согласие по Cohen's $\kappa$).</w:t>
+        <w:t>Протокол оценки: на размеченном тест-наборе (схема + рифмующиеся пары) считаем precision/recall детекции рифм; на сгенерированных стихах — A, meter accuracy и экспертную шкалу 1–5 (≥2 аннотатора, согласие по Cohen's κ).</w:t>
       </w:r>
     </w:p>
     <w:p>
@@ -1302,12 +1302,172 @@
       </w:r>
     </w:p>
     <w:p>
+      <w:pPr>
+        <w:spacing w:line="240" w:lineRule="auto" w:after="0" w:before="0"/>
+        <w:ind w:firstLine="0" w:left="283"/>
+      </w:pPr>
       <w:r>
         <w:rPr>
-          <w:b w:val="0"/>
-          <w:i/>
+          <w:rFonts w:ascii="Consolas" w:hAnsi="Consolas"/>
+          <w:sz w:val="18"/>
         </w:rPr>
-        <w:t>(Диаграмма Ганта (mermaid) — см. файл 02_plan_gantt.md.)</w:t>
+        <w:t>сбор корпуса (poems/, открытые источники)</w:t>
+      </w:r>
+    </w:p>
+    <w:p>
+      <w:pPr>
+        <w:spacing w:line="240" w:lineRule="auto" w:after="0" w:before="0"/>
+        <w:ind w:firstLine="0" w:left="283"/>
+      </w:pPr>
+      <w:r>
+        <w:rPr>
+          <w:rFonts w:ascii="Consolas" w:hAnsi="Consolas"/>
+          <w:sz w:val="18"/>
+        </w:rPr>
+        <w:t xml:space="preserve">        │  нормализация (TextConverter: lower, без пунктуации, split строки/слова)</w:t>
+      </w:r>
+    </w:p>
+    <w:p>
+      <w:pPr>
+        <w:spacing w:line="240" w:lineRule="auto" w:after="0" w:before="0"/>
+        <w:ind w:firstLine="0" w:left="283"/>
+      </w:pPr>
+      <w:r>
+        <w:rPr>
+          <w:rFonts w:ascii="Consolas" w:hAnsi="Consolas"/>
+          <w:sz w:val="18"/>
+        </w:rPr>
+        <w:t xml:space="preserve">        ▼</w:t>
+      </w:r>
+    </w:p>
+    <w:p>
+      <w:pPr>
+        <w:spacing w:line="240" w:lineRule="auto" w:after="0" w:before="0"/>
+        <w:ind w:firstLine="0" w:left="283"/>
+      </w:pPr>
+      <w:r>
+        <w:rPr>
+          <w:rFonts w:ascii="Consolas" w:hAnsi="Consolas"/>
+          <w:sz w:val="18"/>
+        </w:rPr>
+        <w:t>дедупликация + фильтрация (длина строф, язык, кодировка UTF-8)</w:t>
+      </w:r>
+    </w:p>
+    <w:p>
+      <w:pPr>
+        <w:spacing w:line="240" w:lineRule="auto" w:after="0" w:before="0"/>
+        <w:ind w:firstLine="0" w:left="283"/>
+      </w:pPr>
+      <w:r>
+        <w:rPr>
+          <w:rFonts w:ascii="Consolas" w:hAnsi="Consolas"/>
+          <w:sz w:val="18"/>
+        </w:rPr>
+        <w:t xml:space="preserve">        │  разметка ударений (RPST) — хвосты/клаузулы</w:t>
+      </w:r>
+    </w:p>
+    <w:p>
+      <w:pPr>
+        <w:spacing w:line="240" w:lineRule="auto" w:after="0" w:before="0"/>
+        <w:ind w:firstLine="0" w:left="283"/>
+      </w:pPr>
+      <w:r>
+        <w:rPr>
+          <w:rFonts w:ascii="Consolas" w:hAnsi="Consolas"/>
+          <w:sz w:val="18"/>
+        </w:rPr>
+        <w:t xml:space="preserve">        ▼</w:t>
+      </w:r>
+    </w:p>
+    <w:p>
+      <w:pPr>
+        <w:spacing w:line="240" w:lineRule="auto" w:after="0" w:before="0"/>
+        <w:ind w:firstLine="0" w:left="283"/>
+      </w:pPr>
+      <w:r>
+        <w:rPr>
+          <w:rFonts w:ascii="Consolas" w:hAnsi="Consolas"/>
+          <w:sz w:val="18"/>
+        </w:rPr>
+        <w:t>формирование примеров (строфа, схема, метки рифмующихся пар)</w:t>
+      </w:r>
+    </w:p>
+    <w:p>
+      <w:pPr>
+        <w:spacing w:line="240" w:lineRule="auto" w:after="0" w:before="0"/>
+        <w:ind w:firstLine="0" w:left="283"/>
+      </w:pPr>
+      <w:r>
+        <w:rPr>
+          <w:rFonts w:ascii="Consolas" w:hAnsi="Consolas"/>
+          <w:sz w:val="18"/>
+        </w:rPr>
+        <w:t xml:space="preserve">        │  split train/val/test (стратификация по схеме/размеру)</w:t>
+      </w:r>
+    </w:p>
+    <w:p>
+      <w:pPr>
+        <w:spacing w:line="240" w:lineRule="auto" w:after="0" w:before="0"/>
+        <w:ind w:firstLine="0" w:left="283"/>
+      </w:pPr>
+      <w:r>
+        <w:rPr>
+          <w:rFonts w:ascii="Consolas" w:hAnsi="Consolas"/>
+          <w:sz w:val="18"/>
+        </w:rPr>
+        <w:t xml:space="preserve">        ▼</w:t>
+      </w:r>
+    </w:p>
+    <w:p>
+      <w:pPr>
+        <w:spacing w:line="240" w:lineRule="auto" w:after="0" w:before="0"/>
+        <w:ind w:firstLine="0" w:left="283"/>
+      </w:pPr>
+      <w:r>
+        <w:rPr>
+          <w:rFonts w:ascii="Consolas" w:hAnsi="Consolas"/>
+          <w:sz w:val="18"/>
+        </w:rPr>
+        <w:t>оценка: детектор рифмы D — метрики §2 ; для генерации — best-of-N + самокоррекция</w:t>
+      </w:r>
+    </w:p>
+    <w:p>
+      <w:pPr>
+        <w:spacing w:line="240" w:lineRule="auto" w:after="0" w:before="0"/>
+        <w:ind w:firstLine="0" w:left="283"/>
+      </w:pPr>
+      <w:r>
+        <w:rPr>
+          <w:rFonts w:ascii="Consolas" w:hAnsi="Consolas"/>
+          <w:sz w:val="18"/>
+        </w:rPr>
+        <w:t xml:space="preserve">        │</w:t>
+      </w:r>
+    </w:p>
+    <w:p>
+      <w:pPr>
+        <w:spacing w:line="240" w:lineRule="auto" w:after="0" w:before="0"/>
+        <w:ind w:firstLine="0" w:left="283"/>
+      </w:pPr>
+      <w:r>
+        <w:rPr>
+          <w:rFonts w:ascii="Consolas" w:hAnsi="Consolas"/>
+          <w:sz w:val="18"/>
+        </w:rPr>
+        <w:t xml:space="preserve">        ▼</w:t>
+      </w:r>
+    </w:p>
+    <w:p>
+      <w:pPr>
+        <w:spacing w:line="240" w:lineRule="auto" w:after="0" w:before="0"/>
+        <w:ind w:firstLine="0" w:left="283"/>
+      </w:pPr>
+      <w:r>
+        <w:rPr>
+          <w:rFonts w:ascii="Consolas" w:hAnsi="Consolas"/>
+          <w:sz w:val="18"/>
+        </w:rPr>
+        <w:t>логи экспериментов (параметры, метрики, версии моделей) — таблицы для ВКР</w:t>
       </w:r>
     </w:p>
     <w:p>
